--- a/ru/wisdom-stories/calamity-and-blessing.docx
+++ b/ru/wisdom-stories/calamity-and-blessing.docx
@@ -28,7 +28,7 @@
           <w:color w:val="000000"/>
           <w:sz w:val="22"/>
         </w:rPr>
-        <w:t>Если трудности приближают вас к Богу, это благословение.</w:t>
+        <w:t>Если трудности приближают вас к Аллаху, это благословение.</w:t>
       </w:r>
     </w:p>
     <w:p>
@@ -42,7 +42,7 @@
           <w:color w:val="000000"/>
           <w:sz w:val="22"/>
         </w:rPr>
-        <w:t>Если благословение отдаляет вас от Бога, это трудности.</w:t>
+        <w:t>Если благословение отдаляет вас от Аллаха, это трудности.</w:t>
       </w:r>
     </w:p>
     <w:p>
@@ -70,7 +70,7 @@
           <w:color w:val="9A7417"/>
           <w:sz w:val="22"/>
         </w:rPr>
-        <w:t xml:space="preserve">Мораль: </w:t>
+        <w:t>Мораль: Трудности, которые приближают вас к Аллаху, — это благословение, а благословение, которые отдаляют вас от Него, — это трудности. Мерилом является не комфорт, а направление.</w:t>
       </w:r>
       <w:r>
         <w:rPr>
@@ -80,7 +80,6 @@
           <w:color w:val="3F3826"/>
           <w:sz w:val="22"/>
         </w:rPr>
-        <w:t>Трудности, которые приближают вас к Богу, — это благословение, а благословение, которые отдаляют вас от Него, — это трудности. Мерилом является не комфорт, а направление.</w:t>
       </w:r>
     </w:p>
     <w:p>
